--- a/docs/Fisa_Lansare_Proiect_SeniorWatch.docx
+++ b/docs/Fisa_Lansare_Proiect_SeniorWatch.docx
@@ -3460,7 +3460,28 @@
           <w:color w:val="000000"/>
           <w:lang w:val="ro-RO"/>
         </w:rPr>
-        <w:t>Hardware disponibil: 1 modul ESP32, 1 senzor de puls GY MAX30100, 1 modul de monitorizare a activității cardiace (ECG) AD8232 cu electrozi medicali și 1 senzor de temperatură și umiditate DHT11 – mediu de dezvoltare Arduino IDE.</w:t>
+        <w:t xml:space="preserve">Hardware disponibil: 1 modul ESP32, 1 senzor de puls </w:t>
+      </w:r>
+      <w:r>
+        <w:rPr>
+          <w:color w:val="000000"/>
+          <w:lang w:val="ro-RO"/>
+        </w:rPr>
+        <w:t>SEN</w:t>
+      </w:r>
+      <w:r>
+        <w:rPr>
+          <w:color w:val="000000"/>
+          <w:lang w:val="en-GB"/>
+        </w:rPr>
+        <w:t>-11574</w:t>
+      </w:r>
+      <w:r>
+        <w:rPr>
+          <w:color w:val="000000"/>
+          <w:lang w:val="ro-RO"/>
+        </w:rPr>
+        <w:t>, 1 modul de monitorizare a activității cardiace (ECG) AD8232 cu electrozi medicali și 1 senzor de temperatură și umiditate DHT11 – mediu de dezvoltare Arduino IDE.</w:t>
       </w:r>
     </w:p>
     <w:p>
@@ -4501,7 +4522,6 @@
   <w:style w:type="character" w:default="1" w:styleId="DefaultParagraphFont">
     <w:name w:val="Default Paragraph Font"/>
     <w:uiPriority w:val="1"/>
-    <w:semiHidden/>
     <w:unhideWhenUsed/>
   </w:style>
   <w:style w:type="table" w:default="1" w:styleId="TableNormal">
